--- a/Отчет по практике.docx
+++ b/Отчет по практике.docx
@@ -5034,6 +5034,7 @@
           <w:lang w:val="en-US"/>
         </w:rPr>
       </w:pPr>
+      <w:proofErr w:type="spellStart"/>
       <w:proofErr w:type="gramStart"/>
       <w:r>
         <w:rPr>
@@ -5045,6 +5046,7 @@
         </w:rPr>
         <w:t>int</w:t>
       </w:r>
+      <w:proofErr w:type="spellEnd"/>
       <w:proofErr w:type="gramEnd"/>
       <w:r>
         <w:rPr>
@@ -7935,15 +7937,27 @@
         </w:rPr>
         <w:t>условие</w:t>
       </w:r>
-      <w:r>
-        <w:rPr>
-          <w:rFonts w:ascii="Times New Roman" w:hAnsi="Times New Roman" w:cs="Times New Roman"/>
-          <w:b w:val="0"/>
-          <w:sz w:val="22"/>
-          <w:szCs w:val="22"/>
-          <w:lang w:val="en-US"/>
-        </w:rPr>
-        <w:t xml:space="preserve">ToolStripMenuItem_Click(object sender, </w:t>
+      <w:proofErr w:type="spellStart"/>
+      <w:r>
+        <w:rPr>
+          <w:rFonts w:ascii="Times New Roman" w:hAnsi="Times New Roman" w:cs="Times New Roman"/>
+          <w:b w:val="0"/>
+          <w:sz w:val="22"/>
+          <w:szCs w:val="22"/>
+          <w:lang w:val="en-US"/>
+        </w:rPr>
+        <w:t>ToolStripMenuItem_Click</w:t>
+      </w:r>
+      <w:proofErr w:type="spellEnd"/>
+      <w:r>
+        <w:rPr>
+          <w:rFonts w:ascii="Times New Roman" w:hAnsi="Times New Roman" w:cs="Times New Roman"/>
+          <w:b w:val="0"/>
+          <w:sz w:val="22"/>
+          <w:szCs w:val="22"/>
+          <w:lang w:val="en-US"/>
+        </w:rPr>
+        <w:t xml:space="preserve">(object sender, </w:t>
       </w:r>
       <w:proofErr w:type="spellStart"/>
       <w:r>
@@ -8142,15 +8156,27 @@
         </w:rPr>
         <w:t>автор</w:t>
       </w:r>
-      <w:r>
-        <w:rPr>
-          <w:rFonts w:ascii="Times New Roman" w:hAnsi="Times New Roman" w:cs="Times New Roman"/>
-          <w:b w:val="0"/>
-          <w:sz w:val="22"/>
-          <w:szCs w:val="22"/>
-          <w:lang w:val="en-US"/>
-        </w:rPr>
-        <w:t xml:space="preserve">ToolStripMenuItem_Click(object sender, </w:t>
+      <w:proofErr w:type="spellStart"/>
+      <w:r>
+        <w:rPr>
+          <w:rFonts w:ascii="Times New Roman" w:hAnsi="Times New Roman" w:cs="Times New Roman"/>
+          <w:b w:val="0"/>
+          <w:sz w:val="22"/>
+          <w:szCs w:val="22"/>
+          <w:lang w:val="en-US"/>
+        </w:rPr>
+        <w:t>ToolStripMenuItem_Click</w:t>
+      </w:r>
+      <w:proofErr w:type="spellEnd"/>
+      <w:r>
+        <w:rPr>
+          <w:rFonts w:ascii="Times New Roman" w:hAnsi="Times New Roman" w:cs="Times New Roman"/>
+          <w:b w:val="0"/>
+          <w:sz w:val="22"/>
+          <w:szCs w:val="22"/>
+          <w:lang w:val="en-US"/>
+        </w:rPr>
+        <w:t xml:space="preserve">(object sender, </w:t>
       </w:r>
       <w:proofErr w:type="spellStart"/>
       <w:r>
@@ -8305,15 +8331,27 @@
         </w:rPr>
         <w:t>выход</w:t>
       </w:r>
-      <w:r>
-        <w:rPr>
-          <w:rFonts w:ascii="Times New Roman" w:hAnsi="Times New Roman" w:cs="Times New Roman"/>
-          <w:b w:val="0"/>
-          <w:sz w:val="22"/>
-          <w:szCs w:val="22"/>
-          <w:lang w:val="en-US"/>
-        </w:rPr>
-        <w:t xml:space="preserve">ToolStripMenuItem_Click(object sender, </w:t>
+      <w:proofErr w:type="spellStart"/>
+      <w:r>
+        <w:rPr>
+          <w:rFonts w:ascii="Times New Roman" w:hAnsi="Times New Roman" w:cs="Times New Roman"/>
+          <w:b w:val="0"/>
+          <w:sz w:val="22"/>
+          <w:szCs w:val="22"/>
+          <w:lang w:val="en-US"/>
+        </w:rPr>
+        <w:t>ToolStripMenuItem_Click</w:t>
+      </w:r>
+      <w:proofErr w:type="spellEnd"/>
+      <w:r>
+        <w:rPr>
+          <w:rFonts w:ascii="Times New Roman" w:hAnsi="Times New Roman" w:cs="Times New Roman"/>
+          <w:b w:val="0"/>
+          <w:sz w:val="22"/>
+          <w:szCs w:val="22"/>
+          <w:lang w:val="en-US"/>
+        </w:rPr>
+        <w:t xml:space="preserve">(object sender, </w:t>
       </w:r>
       <w:proofErr w:type="spellStart"/>
       <w:r>
@@ -10817,7 +10855,23 @@
           <w:sz w:val="28"/>
           <w:szCs w:val="28"/>
         </w:rPr>
-        <w:t>Написал "Иванов" → нажал "Добавить"</w:t>
+        <w:t>Написал "</w:t>
+      </w:r>
+      <w:r>
+        <w:rPr>
+          <w:rFonts w:ascii="Times New Roman" w:hAnsi="Times New Roman" w:cs="Times New Roman"/>
+          <w:sz w:val="28"/>
+          <w:szCs w:val="28"/>
+        </w:rPr>
+        <w:t>Рамазанов</w:t>
+      </w:r>
+      <w:r>
+        <w:rPr>
+          <w:rFonts w:ascii="Times New Roman" w:hAnsi="Times New Roman" w:cs="Times New Roman"/>
+          <w:sz w:val="28"/>
+          <w:szCs w:val="28"/>
+        </w:rPr>
+        <w:t>" → нажал "Добавить"</w:t>
       </w:r>
     </w:p>
     <w:p>
@@ -10840,7 +10894,23 @@
           <w:sz w:val="28"/>
           <w:szCs w:val="28"/>
         </w:rPr>
-        <w:t>Написал "Петров" → нажал "Добавить"</w:t>
+        <w:t>Написал "</w:t>
+      </w:r>
+      <w:r>
+        <w:rPr>
+          <w:rFonts w:ascii="Times New Roman" w:hAnsi="Times New Roman" w:cs="Times New Roman"/>
+          <w:sz w:val="28"/>
+          <w:szCs w:val="28"/>
+        </w:rPr>
+        <w:t>Абдурахманов</w:t>
+      </w:r>
+      <w:r>
+        <w:rPr>
+          <w:rFonts w:ascii="Times New Roman" w:hAnsi="Times New Roman" w:cs="Times New Roman"/>
+          <w:sz w:val="28"/>
+          <w:szCs w:val="28"/>
+        </w:rPr>
+        <w:t>" → нажал "Добавить"</w:t>
       </w:r>
     </w:p>
     <w:p>
@@ -10863,7 +10933,17 @@
           <w:sz w:val="28"/>
           <w:szCs w:val="28"/>
         </w:rPr>
-        <w:t>Написал "Сидоров" → нажал "Добавить"</w:t>
+        <w:t>Написал "Мусакадиев</w:t>
+      </w:r>
+      <w:bookmarkStart w:id="11" w:name="_GoBack"/>
+      <w:bookmarkEnd w:id="11"/>
+      <w:r>
+        <w:rPr>
+          <w:rFonts w:ascii="Times New Roman" w:hAnsi="Times New Roman" w:cs="Times New Roman"/>
+          <w:sz w:val="28"/>
+          <w:szCs w:val="28"/>
+        </w:rPr>
+        <w:t>" → нажал "Добавить"</w:t>
       </w:r>
     </w:p>
     <w:p>
@@ -10886,6 +10966,47 @@
           <w:sz w:val="28"/>
           <w:szCs w:val="28"/>
         </w:rPr>
+        <w:t>Написал "</w:t>
+      </w:r>
+      <w:proofErr w:type="spellStart"/>
+      <w:r>
+        <w:rPr>
+          <w:rFonts w:ascii="Times New Roman" w:hAnsi="Times New Roman" w:cs="Times New Roman"/>
+          <w:sz w:val="28"/>
+          <w:szCs w:val="28"/>
+        </w:rPr>
+        <w:t>Акбиев</w:t>
+      </w:r>
+      <w:proofErr w:type="spellEnd"/>
+      <w:r>
+        <w:rPr>
+          <w:rFonts w:ascii="Times New Roman" w:hAnsi="Times New Roman" w:cs="Times New Roman"/>
+          <w:sz w:val="28"/>
+          <w:szCs w:val="28"/>
+        </w:rPr>
+        <w:t>" → нажал "Добавить"</w:t>
+      </w:r>
+    </w:p>
+    <w:p>
+      <w:pPr>
+        <w:numPr>
+          <w:ilvl w:val="0"/>
+          <w:numId w:val="30"/>
+        </w:numPr>
+        <w:spacing w:after="0" w:line="360" w:lineRule="auto"/>
+        <w:ind w:left="0" w:firstLine="709"/>
+        <w:rPr>
+          <w:rFonts w:ascii="Times New Roman" w:hAnsi="Times New Roman" w:cs="Times New Roman"/>
+          <w:sz w:val="28"/>
+          <w:szCs w:val="28"/>
+        </w:rPr>
+      </w:pPr>
+      <w:r>
+        <w:rPr>
+          <w:rFonts w:ascii="Times New Roman" w:hAnsi="Times New Roman" w:cs="Times New Roman"/>
+          <w:sz w:val="28"/>
+          <w:szCs w:val="28"/>
+        </w:rPr>
         <w:t>В списке появилось:</w:t>
       </w:r>
     </w:p>
@@ -10905,7 +11026,7 @@
           <w:sz w:val="28"/>
           <w:szCs w:val="28"/>
         </w:rPr>
-        <w:t>Иванов</w:t>
+        <w:t>Рамазанов</w:t>
       </w:r>
     </w:p>
     <w:p>
@@ -10924,7 +11045,7 @@
           <w:sz w:val="28"/>
           <w:szCs w:val="28"/>
         </w:rPr>
-        <w:t>Петров</w:t>
+        <w:t>Абдурахманов</w:t>
       </w:r>
     </w:p>
     <w:p>
@@ -10937,14 +11058,37 @@
           <w:szCs w:val="28"/>
         </w:rPr>
       </w:pPr>
-      <w:r>
-        <w:rPr>
-          <w:rFonts w:ascii="Times New Roman" w:hAnsi="Times New Roman" w:cs="Times New Roman"/>
-          <w:sz w:val="28"/>
-          <w:szCs w:val="28"/>
-        </w:rPr>
-        <w:t>Сидоров</w:t>
-      </w:r>
+      <w:proofErr w:type="spellStart"/>
+      <w:r>
+        <w:rPr>
+          <w:rFonts w:ascii="Times New Roman" w:hAnsi="Times New Roman" w:cs="Times New Roman"/>
+          <w:sz w:val="28"/>
+          <w:szCs w:val="28"/>
+        </w:rPr>
+        <w:t>Акбиев</w:t>
+      </w:r>
+      <w:proofErr w:type="spellEnd"/>
+    </w:p>
+    <w:p>
+      <w:pPr>
+        <w:spacing w:after="0" w:line="360" w:lineRule="auto"/>
+        <w:ind w:firstLine="709"/>
+        <w:rPr>
+          <w:rFonts w:ascii="Times New Roman" w:hAnsi="Times New Roman" w:cs="Times New Roman"/>
+          <w:sz w:val="28"/>
+          <w:szCs w:val="28"/>
+        </w:rPr>
+      </w:pPr>
+      <w:proofErr w:type="spellStart"/>
+      <w:r>
+        <w:rPr>
+          <w:rFonts w:ascii="Times New Roman" w:hAnsi="Times New Roman" w:cs="Times New Roman"/>
+          <w:sz w:val="28"/>
+          <w:szCs w:val="28"/>
+        </w:rPr>
+        <w:t>Мусакадиев</w:t>
+      </w:r>
+      <w:proofErr w:type="spellEnd"/>
     </w:p>
     <w:p>
       <w:pPr>
@@ -10987,7 +11131,23 @@
           <w:sz w:val="28"/>
           <w:szCs w:val="28"/>
         </w:rPr>
-        <w:t>Выбрал "Петров" в списке</w:t>
+        <w:t>Выбрал "</w:t>
+      </w:r>
+      <w:r>
+        <w:rPr>
+          <w:rFonts w:ascii="Times New Roman" w:hAnsi="Times New Roman" w:cs="Times New Roman"/>
+          <w:sz w:val="28"/>
+          <w:szCs w:val="28"/>
+        </w:rPr>
+        <w:t>Абдурахманов</w:t>
+      </w:r>
+      <w:r>
+        <w:rPr>
+          <w:rFonts w:ascii="Times New Roman" w:hAnsi="Times New Roman" w:cs="Times New Roman"/>
+          <w:sz w:val="28"/>
+          <w:szCs w:val="28"/>
+        </w:rPr>
+        <w:t>" в списке</w:t>
       </w:r>
     </w:p>
     <w:p>
@@ -12489,7 +12649,7 @@
       <w:pPr>
         <w:pStyle w:val="Aki"/>
       </w:pPr>
-      <w:bookmarkStart w:id="11" w:name="_Toc228432885"/>
+      <w:bookmarkStart w:id="12" w:name="_Toc228432885"/>
       <w:r>
         <w:t>6</w:t>
       </w:r>
@@ -12499,7 +12659,7 @@
       <w:r>
         <w:t xml:space="preserve"> Интеграционное тестирование</w:t>
       </w:r>
-      <w:bookmarkEnd w:id="11"/>
+      <w:bookmarkEnd w:id="12"/>
     </w:p>
     <w:p>
       <w:pPr>
@@ -13211,8 +13371,6 @@
         </w:rPr>
         <w:br w:type="page"/>
       </w:r>
-      <w:bookmarkStart w:id="12" w:name="_GoBack"/>
-      <w:bookmarkEnd w:id="12"/>
     </w:p>
     <w:p>
       <w:pPr>
@@ -22133,7 +22291,7 @@
 </file>
 
 <file path=customXml/itemProps1.xml><?xml version="1.0" encoding="utf-8"?>
-<ds:datastoreItem xmlns:ds="http://schemas.openxmlformats.org/officeDocument/2006/customXml" ds:itemID="{E788608D-A3E1-4B4C-A751-0A546C21A30C}">
+<ds:datastoreItem xmlns:ds="http://schemas.openxmlformats.org/officeDocument/2006/customXml" ds:itemID="{580A611F-0488-4EB2-94E8-28FBD32CA984}">
   <ds:schemaRefs>
     <ds:schemaRef ds:uri="http://schemas.openxmlformats.org/officeDocument/2006/bibliography"/>
   </ds:schemaRefs>
